--- a/reports/ksp/grade10/grade10-week17-ksp.docx
+++ b/reports/ksp/grade10/grade10-week17-ksp.docx
@@ -249,7 +249,7 @@
           </w:tcPr>
           <w:p>
             <w:r>
-              <w:t>Software</w:t>
+              <w:t>Introduction to Mysql, Let's Create Our First Database Using SQL</w:t>
             </w:r>
           </w:p>
         </w:tc>
@@ -288,7 +288,7 @@
           </w:tcPr>
           <w:p>
             <w:r>
-              <w:t>Explain the core concepts of Software using correct terminology. Identify key components, roles, or stages related to Software. Analyze a real-world example where Software is applied. Compare two representations or approaches within Software. Apply Software concepts to a short practical task or scenario.</w:t>
+              <w:t>Explain the core concepts of Introduction to Mysql, Let's Create Our First Database Using SQL using correct terminology. Identify key components, roles, or stages related to Introduction to Mysql, Let's Create Our First Database Using SQL. Analyze a real-world example where Introduction to Mysql, Let's Create Our First Database Using SQL is applied. Compare two representations or approaches within Introduction to Mysql, Let's Create Our First Database Using SQL. Apply Introduction to Mysql, Let's Create Our First Database Using SQL concepts to a short practical task or scenario.</w:t>
             </w:r>
           </w:p>
         </w:tc>
@@ -327,7 +327,7 @@
           </w:tcPr>
           <w:p>
             <w:r>
-              <w:t>Students will be able to: Explain the core concepts of Software using correct terminology. Identify key components, roles, or stages related to Software. Analyze a real-world example where Software is applied. Compare two representations or approaches within Software. Apply Software concepts to a short practical task or scenario.</w:t>
+              <w:t>Students will be able to: Explain the core concepts of Introduction to Mysql, Let's Create Our First Database Using SQL using correct terminology. Identify key components, roles, or stages related to Introduction to Mysql, Let's Create Our First Database Using SQL. Analyze a real-world example where Introduction to Mysql, Let's Create Our First Database Using SQL is applied. Compare two representations or approaches within Introduction to Mysql, Let's Create Our First Database Using SQL. Apply Introduction to Mysql, Let's Create Our First Database Using SQL concepts to a short practical task or scenario.</w:t>
             </w:r>
           </w:p>
         </w:tc>
@@ -366,7 +366,7 @@
           </w:tcPr>
           <w:p>
             <w:r>
-              <w:t>Uses technical vocabulary accurately in explanations. Identifies correct components or stages of Software. Provides a valid real-world example and justification. Completes the practice task with clear reasoning.</w:t>
+              <w:t>Uses technical vocabulary accurately in explanations. Identifies correct components or stages of Introduction to Mysql, Let's Create Our First Database Using SQL. Provides a valid real-world example and justification. Completes the practice task with clear reasoning.</w:t>
             </w:r>
           </w:p>
         </w:tc>
@@ -531,7 +531,7 @@
           </w:tcPr>
           <w:p>
             <w:r>
-              <w:t>Organizational stage (5 min): Starter: Present a short real-world case related to Software (news, product, or school system). Ask guiding questions to activate prior knowledge. Teacher: Define Software and outline the lesson goals. Students: Share what they already know or have used.</w:t>
+              <w:t>Organizational stage (5 min): Starter: Present a short real-world case related to Introduction to Mysql, Let's Create Our First Database Using SQL (news, product, or school system). Ask guiding questions to activate prior knowledge. Teacher: Define Introduction to Mysql, Let's Create Our First Database Using SQL and outline the lesson goals. Students: Share what they already know or have used.</w:t>
             </w:r>
           </w:p>
         </w:tc>
@@ -628,7 +628,7 @@
           </w:tcPr>
           <w:p>
             <w:r>
-              <w:t>New material (30 min): Explain the main concepts and components of Software with a clear diagram. Show a real-world example and map it to the concepts. Discuss advantages, limitations, or common issues. Teacher: Model a simple analysis or walkthrough. Students: Take notes and answer quick concept checks. Case task: Students analyze a short scenario and identify how Software is used. Small group: Build a mini summary (3-4 bullet points) of key ideas. Teacher: Provide feedback and clarify misconceptions.</w:t>
+              <w:t>New material (30 min): Explain the main concepts and components of Introduction to Mysql, Let's Create Our First Database Using SQL with a clear diagram. Show a real-world example and map it to the concepts. Discuss advantages, limitations, or common issues. Teacher: Model a simple analysis or walkthrough. Students: Take notes and answer quick concept checks. Case task: Students analyze a short scenario and identify how Introduction to Mysql, Let's Create Our First Database Using SQL is used. Small group: Build a mini summary (3-4 bullet points) of key ideas. Teacher: Provide feedback and clarify misconceptions.</w:t>
             </w:r>
           </w:p>
         </w:tc>
@@ -752,7 +752,7 @@
           </w:tcPr>
           <w:p>
             <w:r>
-              <w:t>Reflection (10 min): Which concept was most challenging for students? Which example worked best to explain Software? What should be improved for the next lesson?</w:t>
+              <w:t>Reflection (10 min): Which concept was most challenging for students? Which example worked best to explain Introduction to Mysql, Let's Create Our First Database Using SQL? What should be improved for the next lesson?</w:t>
             </w:r>
           </w:p>
         </w:tc>
@@ -768,7 +768,7 @@
           </w:tcPr>
           <w:p>
             <w:r>
-              <w:t>Find a real-world case where Software is used and write a 150-200 word summary. Create a one-page study sheet with definitions, components, and one diagram of Software.</w:t>
+              <w:t>Find a real-world case where Introduction to Mysql, Let's Create Our First Database Using SQL is used and write a 150-200 word summary. Create a one-page study sheet with definitions, components, and one diagram of Introduction to Mysql, Let's Create Our First Database Using SQL.</w:t>
             </w:r>
           </w:p>
         </w:tc>
